--- a/apps/frontend/public/documentation/docx/PRODUCT_DOSSIER.docx
+++ b/apps/frontend/public/documentation/docx/PRODUCT_DOSSIER.docx
@@ -42,7 +42,7 @@
           <w:sz w:val="24"/>
           <w:szCs w:val="24"/>
         </w:rPr>
-        <w:t xml:space="preserve">Product Dossier — v1.7.3</w:t>
+        <w:t xml:space="preserve">Product Dossier — v1.8.0</w:t>
       </w:r>
     </w:p>
     <w:p>
@@ -475,6 +475,18 @@
           <w:szCs w:val="22"/>
         </w:rPr>
         <w:t xml:space="preserve">v1.8 Integrations &amp; Payments → v1.9 Enterprise Automation → v2.0 GL &amp; Multi-branch → v3.0 Platform Scale</w:t>
+      </w:r>
+    </w:p>
+    <w:p>
+      <w:pPr>
+        <w:spacing w:after="120"/>
+      </w:pPr>
+      <w:r>
+        <w:rPr>
+          <w:sz w:val="22"/>
+          <w:szCs w:val="22"/>
+        </w:rPr>
+        <w:t xml:space="preserve">v1.8.0 market-readiness (this sprint): guarantor capacity of three, geographic review cascade, official document IDs, branded exports, group-collection GPS exceptions, collector update requests, and mandatory borrower SMS.</w:t>
       </w:r>
     </w:p>
     <w:p>
